--- a/projects/valuepickr-open-screen/docs/Aimco Pesticides Ltd.docx
+++ b/projects/valuepickr-open-screen/docs/Aimco Pesticides Ltd.docx
@@ -597,6 +597,163 @@
         <w:t xml:space="preserve">This is independent research and analysis for informational purposes only, not personalized financial or investment advice. Past multi-bagger performance and forum/social sentiment are not indicators of future returns. Do your own due diligence before investing.</w:t>
       </w:r>
     </w:p>
+    <w:p/>
+    <w:p>
+      <w:r>
+        <w:rPr>
+          <w:b/>
+          <w:sz w:val="28"/>
+        </w:rPr>
+        <w:t>🔄 RESEARCH UPDATE - 2026-10-05</w:t>
+      </w:r>
+    </w:p>
+    <w:p>
+      <w:r>
+        <w:rPr>
+          <w:b/>
+        </w:rPr>
+        <w:t>📊 Key Metrics:</w:t>
+      </w:r>
+    </w:p>
+    <w:p>
+      <w:pPr>
+        <w:ind w:left="360"/>
+      </w:pPr>
+      <w:r>
+        <w:t xml:space="preserve">  • Company: Aimco Pesticides Ltd</w:t>
+      </w:r>
+    </w:p>
+    <w:p>
+      <w:pPr>
+        <w:ind w:left="360"/>
+      </w:pPr>
+      <w:r>
+        <w:t xml:space="preserve">  • Conviction: Low</w:t>
+      </w:r>
+    </w:p>
+    <w:p>
+      <w:pPr>
+        <w:ind w:left="360"/>
+      </w:pPr>
+      <w:r>
+        <w:t xml:space="preserve">  • Thesis: neither</w:t>
+      </w:r>
+    </w:p>
+    <w:p>
+      <w:pPr>
+        <w:ind w:left="360"/>
+      </w:pPr>
+      <w:r>
+        <w:t xml:space="preserve">  • 4-Box Score: N/A</w:t>
+      </w:r>
+    </w:p>
+    <w:p>
+      <w:pPr>
+        <w:ind w:left="360"/>
+      </w:pPr>
+      <w:r>
+        <w:t xml:space="preserve">  • Research Date: 2026-09-26</w:t>
+      </w:r>
+    </w:p>
+    <w:p>
+      <w:pPr>
+        <w:ind w:left="360"/>
+      </w:pPr>
+      <w:r>
+        <w:t xml:space="preserve">  • Red Flag: HIGH CAUTION</w:t>
+      </w:r>
+    </w:p>
+    <w:p/>
+    <w:p>
+      <w:r>
+        <w:rPr>
+          <w:b/>
+        </w:rPr>
+        <w:t>📝 Verdict:</w:t>
+      </w:r>
+    </w:p>
+    <w:p>
+      <w:pPr>
+        <w:ind w:left="360"/>
+      </w:pPr>
+      <w:r>
+        <w:t>Loss-making micro-cap with only a partial, unconfirmed turnaround signal from a trusted tracker</w:t>
+      </w:r>
+    </w:p>
+    <w:p/>
+    <w:p>
+      <w:r>
+        <w:rPr>
+          <w:b/>
+        </w:rPr>
+        <w:t>📈 Bull Case:</w:t>
+      </w:r>
+    </w:p>
+    <w:p>
+      <w:pPr>
+        <w:ind w:left="360"/>
+      </w:pPr>
+      <w:r>
+        <w:t>Very cheap on an absolute basis (Rs 50 Cr market cap) if a genuine turnaround materializes</w:t>
+      </w:r>
+    </w:p>
+    <w:p>
+      <w:pPr>
+        <w:ind w:left="360"/>
+      </w:pPr>
+      <w:r>
+        <w:t>A trusted tracker's most recent (Jun 2025) note describes losses as reducing, not worsening</w:t>
+      </w:r>
+    </w:p>
+    <w:p>
+      <w:pPr>
+        <w:ind w:left="360"/>
+      </w:pPr>
+      <w:r>
+        <w:t>Historically framed by the community as debt-free with growing, diversified molecule exposure</w:t>
+      </w:r>
+    </w:p>
+    <w:p/>
+    <w:p>
+      <w:r>
+        <w:rPr>
+          <w:b/>
+        </w:rPr>
+        <w:t>📉 Bear Case:</w:t>
+      </w:r>
+    </w:p>
+    <w:p>
+      <w:pPr>
+        <w:ind w:left="360"/>
+      </w:pPr>
+      <w:r>
+        <w:t>Currently loss-making: negative ROCE (-12.61%) and ROE (-22.32%), with 5yr revenue actually declining (-2.48%)</w:t>
+      </w:r>
+    </w:p>
+    <w:p>
+      <w:pPr>
+        <w:ind w:left="360"/>
+      </w:pPr>
+      <w:r>
+        <w:t>2023 credit-rating downgrade and a reported need for 'substantial short-term borrowing' contradict the thread's own debt-free framing</w:t>
+      </w:r>
+    </w:p>
+    <w:p>
+      <w:pPr>
+        <w:ind w:left="360"/>
+      </w:pPr>
+      <w:r>
+        <w:t>Thread went nearly silent for two years (2023-2025); only a single, partial trusted-user update since, with no confirming financial detail</w:t>
+      </w:r>
+    </w:p>
+    <w:p>
+      <w:pPr>
+        <w:ind w:left="360"/>
+      </w:pPr>
+      <w:r>
+        <w:t>Tiny market cap (Rs 50 Cr) with correspondingly thin liquidity and disclosure</w:t>
+      </w:r>
+    </w:p>
     <w:sectPr>
       <w:pgSz w:w="12240" w:h="15840" w:orient="portrait"/>
       <w:pgMar w:top="1440" w:right="1440" w:bottom="1440" w:left="1440" w:header="708" w:footer="708" w:gutter="0"/>
